--- a/docs/new_games_roadmap.docx
+++ b/docs/new_games_roadmap.docx
@@ -281,7 +281,7 @@
           </w:tcPr>
           <w:p>
             <w:r>
-              <w:t>化学方程式配平闯关</w:t>
+              <w:t>**配了个平(plgp)· 已立项**</w:t>
             </w:r>
           </w:p>
         </w:tc>
@@ -301,7 +301,7 @@
           </w:tcPr>
           <w:p>
             <w:r>
-              <w:t>给反应物 → 填系数/选产物,星级评分</w:t>
+              <w:t>给反应物 → 填系数/选系数组合,星级展示</w:t>
             </w:r>
           </w:p>
         </w:tc>
@@ -341,7 +341,7 @@
           </w:tcPr>
           <w:p>
             <w:r>
-              <w:t>需人工编写(课标方程式 ~80 条起步)</w:t>
+              <w:t>需人工编写(首版 90~120 条 + 校验脚本)</w:t>
             </w:r>
           </w:p>
         </w:tc>
@@ -363,7 +363,7 @@
           </w:tcPr>
           <w:p>
             <w:r>
-              <w:t>物质分类大作战</w:t>
+              <w:t>**分了个类(flgl)· 已立项**</w:t>
             </w:r>
           </w:p>
         </w:tc>
@@ -594,6 +594,44 @@
       </w:tr>
     </w:tbl>
     <w:p/>
+    <w:p>
+      <w:r>
+        <w:rPr>
+          <w:i/>
+          <w:color w:val="666666"/>
+        </w:rPr>
+      </w:r>
+      <w:r>
+        <w:rPr>
+          <w:b/>
+          <w:i/>
+          <w:color w:val="666666"/>
+        </w:rPr>
+        <w:t>立项进展(2026-08-22)</w:t>
+      </w:r>
+      <w:r>
+        <w:rPr>
+          <w:i/>
+          <w:color w:val="666666"/>
+        </w:rPr>
+        <w:t xml:space="preserve">:#2 正式名「配了个平」(缩写 plgp)、#3 正式名「分了个类」(缩写 flgl)已经用户拍板立项,占两个占位槽;详细制作计划见 </w:t>
+      </w:r>
+      <w:r>
+        <w:rPr>
+          <w:b/>
+          <w:i/>
+          <w:color w:val="666666"/>
+        </w:rPr>
+        <w:t>`docs/dev_plan_plgp_flgl.md`</w:t>
+      </w:r>
+      <w:r>
+        <w:rPr>
+          <w:i/>
+          <w:color w:val="666666"/>
+        </w:rPr>
+        <w:t>(含已确认决策:混合式答题、有机酸双类均可)。剩余 1 个槽位从 #1/#4/#5/新想法中选。</w:t>
+      </w:r>
+    </w:p>
     <w:p>
       <w:r>
         <w:rPr>

--- a/docs/new_games_roadmap.docx
+++ b/docs/new_games_roadmap.docx
@@ -363,7 +363,7 @@
           </w:tcPr>
           <w:p>
             <w:r>
-              <w:t>**分了个类(flgl)· 已立项**</w:t>
+              <w:t>**分了个类(flgl)· 已上线 v1.0.0(2026-08-23)**</w:t>
             </w:r>
           </w:p>
         </w:tc>
@@ -383,7 +383,7 @@
           </w:tcPr>
           <w:p>
             <w:r>
-              <w:t>8 类物质限时归类流水线</w:t>
+              <w:t>传送带式物质分类(拖入 8 类,满载到点判负)</w:t>
             </w:r>
           </w:p>
         </w:tc>
@@ -607,14 +607,29 @@
           <w:i/>
           <w:color w:val="666666"/>
         </w:rPr>
-        <w:t>立项进展(2026-08-22)</w:t>
+        <w:t>立项进展(2026-08-23)</w:t>
       </w:r>
       <w:r>
         <w:rPr>
           <w:i/>
           <w:color w:val="666666"/>
         </w:rPr>
-        <w:t xml:space="preserve">:#2 正式名「配了个平」(缩写 plgp)、#3 正式名「分了个类」(缩写 flgl)已经用户拍板立项,占两个占位槽;详细制作计划见 </w:t>
+        <w:t>:#3「分了个类」(flgl)</w:t>
+      </w:r>
+      <w:r>
+        <w:rPr>
+          <w:b/>
+          <w:i/>
+          <w:color w:val="666666"/>
+        </w:rPr>
+        <w:t>已上线 v1.0.0</w:t>
+      </w:r>
+      <w:r>
+        <w:rPr>
+          <w:i/>
+          <w:color w:val="666666"/>
+        </w:rPr>
+        <w:t xml:space="preserve">(平台 v2.6.0,传送带拖拽式);#2「配了个平」(plgp)已立项待开发,制作计划见 </w:t>
       </w:r>
       <w:r>
         <w:rPr>
@@ -629,7 +644,7 @@
           <w:i/>
           <w:color w:val="666666"/>
         </w:rPr>
-        <w:t>(含已确认决策:混合式答题、有机酸双类均可)。剩余 1 个槽位从 #1/#4/#5/新想法中选。</w:t>
+        <w:t>(混合式答题/最简整数比判定/题库校验脚本)。剩余 2 个槽位从 #1/#4/#5/新想法中选。</w:t>
       </w:r>
     </w:p>
     <w:p>

--- a/docs/new_games_roadmap.docx
+++ b/docs/new_games_roadmap.docx
@@ -281,7 +281,7 @@
           </w:tcPr>
           <w:p>
             <w:r>
-              <w:t>**配了个平(plgp)· 已立项**</w:t>
+              <w:t>**配了个平(plgp)· 已上线 v1.0.0(2026-08-23)**</w:t>
             </w:r>
           </w:p>
         </w:tc>
@@ -301,7 +301,7 @@
           </w:tcPr>
           <w:p>
             <w:r>
-              <w:t>给反应物 → 填系数/选系数组合,星级展示</w:t>
+              <w:t>方程式配平(简单三选一/标准困难填系数,比例解判错)</w:t>
             </w:r>
           </w:p>
         </w:tc>
@@ -341,7 +341,7 @@
           </w:tcPr>
           <w:p>
             <w:r>
-              <w:t>需人工编写(首版 90~120 条 + 校验脚本)</w:t>
+              <w:t>题库 111 条(用户审定)+ 解析器守恒校验</w:t>
             </w:r>
           </w:p>
         </w:tc>
